--- a/docs/Lessons/Lesson 12 - Hearing It Happen/Keys/Lesson_12_Key_Scratch.docx
+++ b/docs/Lessons/Lesson 12 - Hearing It Happen/Keys/Lesson_12_Key_Scratch.docx
@@ -108,7 +108,7 @@
         <w:spacing w:after="160"/>
       </w:pPr>
       <w:r>
-        <w:t xml:space="preserve">Formalizing five lessons' worth of optional 'add a sound' ideas (Lessons 2, 3, 4, 6) into two mandatory new sounds (wave clear, game over), placed in the exact branches Lesson 11 already built - no new Scratch concept, just recognizing where an event already happens and adding one block there.</w:t>
+        <w:t xml:space="preserve">Formalizing earlier lessons' optional 'add a sound' ideas (Lessons 3, 4, 6, 8) into mandatory sounds, plus one genuinely new one (wave clear), each placed in the exact script Rule 13 already says owns that decision - no new Scratch concept, just recognizing where an event already happens and adding one block there.</w:t>
       </w:r>
     </w:p>
     <w:p>
@@ -129,33 +129,46 @@
         <w:spacing w:after="60"/>
       </w:pPr>
       <w:r>
-        <w:t xml:space="preserve">sfx_hit now lives directly in the touching-Bullet branch rather than a separate broadcast - simpler than the original Lesson 4 idea, matching how this branch has been restructured since Lesson 5/7.</w:t>
-      </w:r>
-    </w:p>
-    <w:p>
-      <w:pPr>
-        <w:pStyle w:val="ListParagraph"/>
-        <w:numPr>
-          <w:ilvl w:val="0"/>
-          <w:numId w:val="2"/>
-        </w:numPr>
-        <w:spacing w:after="60"/>
-      </w:pPr>
-      <w:r>
-        <w:t xml:space="preserve">sfx_wave and sfx_lose are the two genuinely new sounds this week, placed at the exact two spots Lesson 11 and Lesson 8 already built: the else branch of the wave-check, and the lives-reaches-zero check.</w:t>
-      </w:r>
-    </w:p>
-    <w:p>
-      <w:pPr>
-        <w:pStyle w:val="ListParagraph"/>
-        <w:numPr>
-          <w:ilvl w:val="0"/>
-          <w:numId w:val="2"/>
-        </w:numPr>
-        <w:spacing w:after="60"/>
-      </w:pPr>
-      <w:r>
-        <w:t xml:space="preserve">If a student built Lesson 6's optional sfx_win, it needs zero changes - it already lives in the correct (true-win) branch of the same nested if.</w:t>
+        <w:t xml:space="preserve">sfx_hit moves onto the Enemy sprite's own touching-Bullet branch, right where it already broadcasts [enemy hit] - Enemy still never touches score or enemies_remaining itself (Rule 13); it only reports that a hit happened.</w:t>
+      </w:r>
+    </w:p>
+    <w:p>
+      <w:pPr>
+        <w:pStyle w:val="ListParagraph"/>
+        <w:numPr>
+          <w:ilvl w:val="0"/>
+          <w:numId w:val="2"/>
+        </w:numPr>
+        <w:spacing w:after="60"/>
+      </w:pPr>
+      <w:r>
+        <w:t xml:space="preserve">sfx_wave is the one genuinely new sound this week, added to GameManager's existing "when I receive [enemy hit]" script, in the else branch Lesson 11 already built.</w:t>
+      </w:r>
+    </w:p>
+    <w:p>
+      <w:pPr>
+        <w:pStyle w:val="ListParagraph"/>
+        <w:numPr>
+          <w:ilvl w:val="0"/>
+          <w:numId w:val="2"/>
+        </w:numPr>
+        <w:spacing w:after="60"/>
+      </w:pPr>
+      <w:r>
+        <w:t xml:space="preserve">sfx_gameover (from Lesson 8's optional idea, not a new asset) becomes mandatory today and moves to the Player sprite's "when I receive [game over]" script, where Lesson 8 placed it - if a student already built it, nothing changes; if not, this is the one line of 'old' optional content this lesson actually requires.</w:t>
+      </w:r>
+    </w:p>
+    <w:p>
+      <w:pPr>
+        <w:pStyle w:val="ListParagraph"/>
+        <w:numPr>
+          <w:ilvl w:val="0"/>
+          <w:numId w:val="2"/>
+        </w:numPr>
+        <w:spacing w:after="60"/>
+      </w:pPr>
+      <w:r>
+        <w:t xml:space="preserve">If a student built Lesson 6's optional sfx_win, it needs zero changes - it already lives in the correct (true-win) branch of the same nested if on GameManager.</w:t>
       </w:r>
     </w:p>
     <w:p>
@@ -176,20 +189,33 @@
         <w:spacing w:after="60"/>
       </w:pPr>
       <w:r>
-        <w:t xml:space="preserve">Every sound this week lives inside a branch that only executes once per actual event (a hit, a wave clear, a loss) - Scratch's clone-and-broadcast model has made every trigger point naturally one-shot since Lesson 5, so there's no risk of a sound replaying every frame.</w:t>
-      </w:r>
-    </w:p>
-    <w:p>
-      <w:pPr>
-        <w:pStyle w:val="ListParagraph"/>
-        <w:numPr>
-          <w:ilvl w:val="0"/>
-          <w:numId w:val="2"/>
-        </w:numPr>
-        <w:spacing w:after="60"/>
-      </w:pPr>
-      <w:r>
-        <w:t xml:space="preserve">Keeping sfx_wave and sfx_win in opposite branches of the same if/else (rather than, say, always playing sfx_wave and separately checking whether to also play sfx_win) guarantees they can never both fire on the same event - a direct benefit of Lesson 11's branching structure.</w:t>
+        <w:t xml:space="preserve">Every sound this week lives inside a script that only runs once per actual event (a hit, a wave clear, a loss, a game over) - Scratch's clone-and-broadcast model has made every trigger point naturally one-shot since Lesson 5, so there's no risk of a sound replaying every frame.</w:t>
+      </w:r>
+    </w:p>
+    <w:p>
+      <w:pPr>
+        <w:pStyle w:val="ListParagraph"/>
+        <w:numPr>
+          <w:ilvl w:val="0"/>
+          <w:numId w:val="2"/>
+        </w:numPr>
+        <w:spacing w:after="60"/>
+      </w:pPr>
+      <w:r>
+        <w:t xml:space="preserve">Keeping sfx_wave and sfx_win in opposite branches of the same if/else on GameManager (rather than, say, always playing sfx_wave and separately checking whether to also play sfx_win) guarantees they can never both fire on the same event - a direct benefit of Lesson 11's branching structure.</w:t>
+      </w:r>
+    </w:p>
+    <w:p>
+      <w:pPr>
+        <w:pStyle w:val="ListParagraph"/>
+        <w:numPr>
+          <w:ilvl w:val="0"/>
+          <w:numId w:val="2"/>
+        </w:numPr>
+        <w:spacing w:after="60"/>
+      </w:pPr>
+      <w:r>
+        <w:t xml:space="preserve">sfx_hit staying on Enemy and sfx_wave/sfx_win staying on GameManager is the same Rule 13 split this project has kept since Lesson 6: Enemy reports, GameManager decides. There is no reason for this lesson's sounds to be the first thing that breaks that pattern.</w:t>
       </w:r>
     </w:p>
     <w:p>
@@ -210,20 +236,20 @@
         <w:spacing w:after="60"/>
       </w:pPr>
       <w:r>
-        <w:t xml:space="preserve">Ask students who already had sfx_shoot/sfx_hit/sfx_win from earlier optional lessons to identify, out loud, exactly which two sounds are new to them today - a good way to surface who's starting fresh versus who's just adding two lines.</w:t>
-      </w:r>
-    </w:p>
-    <w:p>
-      <w:pPr>
-        <w:pStyle w:val="ListParagraph"/>
-        <w:numPr>
-          <w:ilvl w:val="0"/>
-          <w:numId w:val="2"/>
-        </w:numPr>
-        <w:spacing w:after="60"/>
-      </w:pPr>
-      <w:r>
-        <w:t xml:space="preserve">For students ready for a stretch: ask what would happen if sfx_hit were accidentally placed inside the if &lt;enemies_left = 0&gt; block instead of right after the decrement - it would only play on the enemy that empties the wave, not every hit. A good test of whether they understand where each sound's trigger actually lives.</w:t>
+        <w:t xml:space="preserve">Ask students who already had sfx_shoot/sfx_hit/sfx_win/sfx_gameover from earlier optional lessons to identify, out loud, exactly which one sound is genuinely new to them today (sfx_wave) versus which one just became mandatory (sfx_gameover) - a good way to surface who's starting fresh versus who's just adding one line.</w:t>
+      </w:r>
+    </w:p>
+    <w:p>
+      <w:pPr>
+        <w:pStyle w:val="ListParagraph"/>
+        <w:numPr>
+          <w:ilvl w:val="0"/>
+          <w:numId w:val="2"/>
+        </w:numPr>
+        <w:spacing w:after="60"/>
+      </w:pPr>
+      <w:r>
+        <w:t xml:space="preserve">For students ready for a stretch: ask what would happen if sfx_hit were moved from Enemy's touching-Bullet branch onto GameManager's "when I receive [enemy hit]" script instead - it would still work (both run once per hit), but Enemy's sprite would feel less 'alive' on its own. A good prompt for noticing that correctness and feel aren't always the same question.</w:t>
       </w:r>
     </w:p>
     <w:p>
@@ -244,7 +270,7 @@
         <w:spacing w:after="60"/>
       </w:pPr>
       <w:r>
-        <w:t xml:space="preserve">Placing sfx_wave or sfx_win before the if/else split instead of inside their respective branches, causing both to play on every wave clear including the true win.</w:t>
+        <w:t xml:space="preserve">Placing sfx_wave or sfx_win before the if/else split on GameManager instead of inside their respective branches, causing both to play on every wave clear including the true win.</w:t>
       </w:r>
     </w:p>
     <w:p>
@@ -270,7 +296,7 @@
         <w:spacing w:after="60"/>
       </w:pPr>
       <w:r>
-        <w:t xml:space="preserve">Forgetting that a student who skipped Lessons 2/3/4/6 entirely needs full instructions this week, not just "add two sounds" - this lesson's Handout is written to work for both cases.</w:t>
+        <w:t xml:space="preserve">Forgetting that a student who skipped Lessons 3/4/6/8 entirely needs full instructions this week, not just 'add one sound' - this lesson's Handout is written to work for both cases.</w:t>
       </w:r>
     </w:p>
     <w:sectPr>
